--- a/data/human_paras/human_para_96.docx
+++ b/data/human_paras/human_para_96.docx
@@ -4,7 +4,7 @@
   <w:body>
     <w:p>
       <w:r>
-        <w:t>What are your career goals and your educational plan to meet these goals? Tell us about why you have selected your current major and career goal and any life experiences which may have influenced this decision. Also tell us about your anticipated role in society after your career goal has been achieved.</w:t>
+        <w:t>Helen taught me true sympathy and compassion. Eventually, she remained in the class for the remainder of the semester and earned a C. Being a part of another person's life may provide incredible delight and possibly a feeling of success. I have developed a greater sense of calm throughout interpersonal encounters. I am capable of being patient and empathizing with others. I am no longer critical of other people's situations or choices. This has made me happy in some way.</w:t>
       </w:r>
     </w:p>
     <w:sectPr>
